--- a/Manuscript/Main.docx
+++ b/Manuscript/Main.docx
@@ -3096,7 +3096,45 @@
         <w:rPr>
           <w:rFonts w:ascii="Times New Roman" w:hAnsi="Times New Roman" w:cs="Times New Roman"/>
         </w:rPr>
-        <w:t>in Equation 4). The scatterplot shows the relationship between turnover and decomposition (n = 78 across 39 studies). Lines are mean predictions for each of nine plant ecosystems (n = 2–27 each). Ribbons are 50%, 80% and 90% posterior probability intervals for predicted observations on new plant ecosystems (</w:t>
+        <w:t>in Equation 4). The scatterplot shows the relationship between turnover and decomposition (n = 78 across 39 studies). Lines are mean predictions for each of nine plant ecosystems (n = 2–27 each)</w:t>
+      </w:r>
+      <w:r>
+        <w:rPr>
+          <w:rFonts w:ascii="Times New Roman" w:hAnsi="Times New Roman" w:cs="Times New Roman"/>
+        </w:rPr>
+        <w:t xml:space="preserve"> including terrestrial forests but excluding kelp forests (cf. </w:t>
+      </w:r>
+      <w:proofErr w:type="gramStart"/>
+      <w:r>
+        <w:rPr>
+          <w:rFonts w:ascii="Times New Roman" w:hAnsi="Times New Roman" w:cs="Times New Roman"/>
+        </w:rPr>
+        <w:t>ref.</w:t>
+      </w:r>
+      <w:r>
+        <w:rPr>
+          <w:rFonts w:ascii="Times New Roman" w:hAnsi="Times New Roman" w:cs="Times New Roman"/>
+        </w:rPr>
+        <w:t>{</w:t>
+      </w:r>
+      <w:proofErr w:type="gramEnd"/>
+      <w:r>
+        <w:rPr>
+          <w:rFonts w:ascii="Times New Roman" w:hAnsi="Times New Roman" w:cs="Times New Roman"/>
+        </w:rPr>
+        <w:t>Cebrián and Duarte, 1995, #98069}</w:t>
+      </w:r>
+      <w:r>
+        <w:rPr>
+          <w:rFonts w:ascii="Times New Roman" w:hAnsi="Times New Roman" w:cs="Times New Roman"/>
+        </w:rPr>
+        <w:t>)</w:t>
+      </w:r>
+      <w:r>
+        <w:rPr>
+          <w:rFonts w:ascii="Times New Roman" w:hAnsi="Times New Roman" w:cs="Times New Roman"/>
+        </w:rPr>
+        <w:t>. Ribbons are 50%, 80% and 90% posterior probability intervals for predicted observations on new plant ecosystems (</w:t>
       </w:r>
       <w:r>
         <w:rPr>
@@ -3143,7 +3181,6 @@
           <w:bCs/>
           <w:lang w:bidi="he-IL"/>
         </w:rPr>
-        <w:lastRenderedPageBreak/>
         <w:t>The enigma of kelp decomposition</w:t>
       </w:r>
     </w:p>
@@ -4495,14 +4532,14 @@
         <w:rPr>
           <w:rFonts w:ascii="Times New Roman" w:hAnsi="Times New Roman" w:cs="Times New Roman"/>
         </w:rPr>
-        <w:t xml:space="preserve">—and then performing a meta-analysis on decomposition of 14 kelp species across 185 experiments from 25 studies including the present one. In the experiment we compared control detritus, kelp tissue that had simply been excised as in most studies, with pre-killed detritus, identically excised kelp tissue that was heated just above its thermal tolerance. The meta-analysis necessarily coalesced various methods of removing physiology, </w:t>
+        <w:t xml:space="preserve">—and then performing a meta-analysis on decomposition of 14 kelp species across 185 experiments from 25 studies including the present one. In the experiment we compared control detritus, kelp tissue that had simply been excised as in most studies, with pre-killed detritus, identically excised kelp tissue that was heated just above its thermal </w:t>
       </w:r>
       <w:r>
         <w:rPr>
           <w:rFonts w:ascii="Times New Roman" w:hAnsi="Times New Roman" w:cs="Times New Roman"/>
         </w:rPr>
         <w:lastRenderedPageBreak/>
-        <w:t xml:space="preserve">such as drying and heating, into one pre-killed treatment. Hereinafter we refer to the two treatments as live and dead detritus for simplicity. For </w:t>
+        <w:t xml:space="preserve">tolerance. The meta-analysis necessarily coalesced various methods of removing physiology, such as drying and heating, into one pre-killed treatment. Hereinafter we refer to the two treatments as live and dead detritus for simplicity. For </w:t>
       </w:r>
       <w:r>
         <w:rPr>
@@ -7761,6 +7798,12 @@
         <w:rPr>
           <w:rFonts w:ascii="Times New Roman" w:hAnsi="Times New Roman" w:cs="Times New Roman"/>
         </w:rPr>
+        <w:t>{Drew, 1983, #15663}</w:t>
+      </w:r>
+      <w:r>
+        <w:rPr>
+          <w:rFonts w:ascii="Times New Roman" w:hAnsi="Times New Roman" w:cs="Times New Roman"/>
+        </w:rPr>
         <w:t>. Hence most exported kelp detritus exhibits reduced physiology and therefore probably has a half-life closer to 4.2 than 35 days</w:t>
       </w:r>
       <w:r>
@@ -8238,7 +8281,19 @@
           <w:rFonts w:ascii="Times New Roman" w:hAnsi="Times New Roman" w:cs="Times New Roman"/>
         </w:rPr>
         <w:lastRenderedPageBreak/>
-        <w:t xml:space="preserve">our estimates, detrital physiology therefore fully determines kelp carbon sequestration via retention as well. For live detritus we predict a median of 23%, which is close to the cited value, but dead detritus is practically never (0.00058%) exported below 200 metres (Figure S6). Despite enormous uncertainty around these estimates (standard deviation = 27–36%), there is an 86% chance that predictions based on live decomposition are overestimates relative to dead decomposition (Figure S6). If we accept that dead decomposition is more representative of decomposition in nature, kelp forest </w:t>
+        <w:t>our estimates, detrital physiology therefore fully determines kelp carbon sequestration via retention as well. For live detritus we predict a median of 23%, which is close to the cited value, but dead detritus is practically never (</w:t>
+      </w:r>
+      <w:r>
+        <w:rPr>
+          <w:rFonts w:ascii="Times New Roman" w:hAnsi="Times New Roman" w:cs="Times New Roman"/>
+        </w:rPr>
+        <w:t xml:space="preserve">median = </w:t>
+      </w:r>
+      <w:r>
+        <w:rPr>
+          <w:rFonts w:ascii="Times New Roman" w:hAnsi="Times New Roman" w:cs="Times New Roman"/>
+        </w:rPr>
+        <w:t xml:space="preserve">0.00058%) exported below 200 metres (Figure S6). Despite enormous uncertainty around these estimates (standard deviation = 27–36%), there is an 86% chance that predictions based on live decomposition are overestimates relative to dead decomposition (Figure S6). If we accept that dead decomposition is more representative of decomposition in nature, kelp forest </w:t>
       </w:r>
       <w:r>
         <w:rPr>
@@ -8391,22 +8446,7 @@
           <w:kern w:val="0"/>
         </w:rPr>
         <w:tab/>
-      </w:r>
-      <w:proofErr w:type="spellStart"/>
-      <w:r>
-        <w:rPr>
-          <w:rFonts w:ascii="Times New Roman" w:hAnsi="Times New Roman" w:cs="Times New Roman"/>
-          <w:kern w:val="0"/>
-        </w:rPr>
-        <w:t>Filbee</w:t>
-      </w:r>
-      <w:proofErr w:type="spellEnd"/>
-      <w:r>
-        <w:rPr>
-          <w:rFonts w:ascii="Times New Roman" w:hAnsi="Times New Roman" w:cs="Times New Roman"/>
-          <w:kern w:val="0"/>
-        </w:rPr>
-        <w:t xml:space="preserve">-Dexter, K. et al. Carbon export from seaweed forests to deep ocean sinks. </w:t>
+        <w:t xml:space="preserve">Filbee-Dexter, K. et al. Carbon export from seaweed forests to deep ocean sinks. </w:t>
       </w:r>
       <w:r>
         <w:rPr>
@@ -8526,22 +8566,7 @@
           <w:kern w:val="0"/>
         </w:rPr>
         <w:tab/>
-      </w:r>
-      <w:proofErr w:type="spellStart"/>
-      <w:r>
-        <w:rPr>
-          <w:rFonts w:ascii="Times New Roman" w:hAnsi="Times New Roman" w:cs="Times New Roman"/>
-          <w:kern w:val="0"/>
-        </w:rPr>
-        <w:t>Pessarrodona</w:t>
-      </w:r>
-      <w:proofErr w:type="spellEnd"/>
-      <w:r>
-        <w:rPr>
-          <w:rFonts w:ascii="Times New Roman" w:hAnsi="Times New Roman" w:cs="Times New Roman"/>
-          <w:kern w:val="0"/>
-        </w:rPr>
-        <w:t xml:space="preserve">, A. et al. Global seaweed productivity. </w:t>
+        <w:t xml:space="preserve">Pessarrodona, A. et al. Global seaweed productivity. </w:t>
       </w:r>
       <w:r>
         <w:rPr>
@@ -8601,22 +8626,7 @@
           <w:kern w:val="0"/>
         </w:rPr>
         <w:tab/>
-      </w:r>
-      <w:proofErr w:type="spellStart"/>
-      <w:r>
-        <w:rPr>
-          <w:rFonts w:ascii="Times New Roman" w:hAnsi="Times New Roman" w:cs="Times New Roman"/>
-          <w:kern w:val="0"/>
-        </w:rPr>
-        <w:t>Pessarrodona</w:t>
-      </w:r>
-      <w:proofErr w:type="spellEnd"/>
-      <w:r>
-        <w:rPr>
-          <w:rFonts w:ascii="Times New Roman" w:hAnsi="Times New Roman" w:cs="Times New Roman"/>
-          <w:kern w:val="0"/>
-        </w:rPr>
-        <w:t xml:space="preserve">, A. et al. Carbon sequestration and climate change mitigation using macroalgae: a state of knowledge review. </w:t>
+        <w:t xml:space="preserve">Pessarrodona, A. et al. Carbon sequestration and climate change mitigation using macroalgae: a state of knowledge review. </w:t>
       </w:r>
       <w:r>
         <w:rPr>
@@ -8676,40 +8686,15 @@
           <w:kern w:val="0"/>
         </w:rPr>
         <w:tab/>
-      </w:r>
-      <w:proofErr w:type="spellStart"/>
-      <w:r>
-        <w:rPr>
-          <w:rFonts w:ascii="Times New Roman" w:hAnsi="Times New Roman" w:cs="Times New Roman"/>
-          <w:kern w:val="0"/>
-        </w:rPr>
-        <w:t>Filbee</w:t>
-      </w:r>
-      <w:proofErr w:type="spellEnd"/>
-      <w:r>
-        <w:rPr>
-          <w:rFonts w:ascii="Times New Roman" w:hAnsi="Times New Roman" w:cs="Times New Roman"/>
-          <w:kern w:val="0"/>
-        </w:rPr>
-        <w:t xml:space="preserve">-Dexter, K. et al. Kelp carbon sink potential decreases with warming due to accelerating decomposition. </w:t>
-      </w:r>
-      <w:proofErr w:type="spellStart"/>
-      <w:r>
-        <w:rPr>
-          <w:rFonts w:ascii="Times New Roman" w:hAnsi="Times New Roman" w:cs="Times New Roman"/>
-          <w:i/>
-          <w:kern w:val="0"/>
-        </w:rPr>
-        <w:t>PLoS</w:t>
-      </w:r>
-      <w:proofErr w:type="spellEnd"/>
-      <w:r>
-        <w:rPr>
-          <w:rFonts w:ascii="Times New Roman" w:hAnsi="Times New Roman" w:cs="Times New Roman"/>
-          <w:i/>
-          <w:kern w:val="0"/>
-        </w:rPr>
-        <w:t xml:space="preserve"> Biology</w:t>
+        <w:t xml:space="preserve">Filbee-Dexter, K. et al. Kelp carbon sink potential decreases with warming due to accelerating decomposition. </w:t>
+      </w:r>
+      <w:r>
+        <w:rPr>
+          <w:rFonts w:ascii="Times New Roman" w:hAnsi="Times New Roman" w:cs="Times New Roman"/>
+          <w:i/>
+          <w:kern w:val="0"/>
+        </w:rPr>
+        <w:t>PLoS Biology</w:t>
       </w:r>
       <w:r>
         <w:rPr>
@@ -8821,23 +8806,7 @@
           <w:kern w:val="0"/>
         </w:rPr>
         <w:tab/>
-        <w:t xml:space="preserve">Pedersen, M. F., </w:t>
-      </w:r>
-      <w:proofErr w:type="spellStart"/>
-      <w:r>
-        <w:rPr>
-          <w:rFonts w:ascii="Times New Roman" w:hAnsi="Times New Roman" w:cs="Times New Roman"/>
-          <w:kern w:val="0"/>
-        </w:rPr>
-        <w:t>Filbee</w:t>
-      </w:r>
-      <w:proofErr w:type="spellEnd"/>
-      <w:r>
-        <w:rPr>
-          <w:rFonts w:ascii="Times New Roman" w:hAnsi="Times New Roman" w:cs="Times New Roman"/>
-          <w:kern w:val="0"/>
-        </w:rPr>
-        <w:t xml:space="preserve">-Dexter, K., Frisk, N. L., Sárossy, Z. &amp; Wernberg, T. Carbon sequestration potential increased by incomplete anaerobic decomposition of kelp detritus. </w:t>
+        <w:t xml:space="preserve">Pedersen, M. F., Filbee-Dexter, K., Frisk, N. L., Sárossy, Z. &amp; Wernberg, T. Carbon sequestration potential increased by incomplete anaerobic decomposition of kelp detritus. </w:t>
       </w:r>
       <w:r>
         <w:rPr>
@@ -8897,23 +8866,7 @@
           <w:kern w:val="0"/>
         </w:rPr>
         <w:tab/>
-        <w:t xml:space="preserve">White, L. J. &amp; </w:t>
-      </w:r>
-      <w:proofErr w:type="spellStart"/>
-      <w:r>
-        <w:rPr>
-          <w:rFonts w:ascii="Times New Roman" w:hAnsi="Times New Roman" w:cs="Times New Roman"/>
-          <w:kern w:val="0"/>
-        </w:rPr>
-        <w:t>Norkko</w:t>
-      </w:r>
-      <w:proofErr w:type="spellEnd"/>
-      <w:r>
-        <w:rPr>
-          <w:rFonts w:ascii="Times New Roman" w:hAnsi="Times New Roman" w:cs="Times New Roman"/>
-          <w:kern w:val="0"/>
-        </w:rPr>
-        <w:t xml:space="preserve">, A. A path towards appropriate degradation experiments for assessing carbon sequestration potential of macroalgae. </w:t>
+        <w:t xml:space="preserve">White, L. J. &amp; Norkko, A. A path towards appropriate degradation experiments for assessing carbon sequestration potential of macroalgae. </w:t>
       </w:r>
       <w:r>
         <w:rPr>
@@ -8973,23 +8926,7 @@
           <w:kern w:val="0"/>
         </w:rPr>
         <w:tab/>
-        <w:t xml:space="preserve">Wright, L. S., </w:t>
-      </w:r>
-      <w:proofErr w:type="spellStart"/>
-      <w:r>
-        <w:rPr>
-          <w:rFonts w:ascii="Times New Roman" w:hAnsi="Times New Roman" w:cs="Times New Roman"/>
-          <w:kern w:val="0"/>
-        </w:rPr>
-        <w:t>Pessarrodona</w:t>
-      </w:r>
-      <w:proofErr w:type="spellEnd"/>
-      <w:r>
-        <w:rPr>
-          <w:rFonts w:ascii="Times New Roman" w:hAnsi="Times New Roman" w:cs="Times New Roman"/>
-          <w:kern w:val="0"/>
-        </w:rPr>
-        <w:t xml:space="preserve">, A. &amp; Foggo, A. Climate-driven shifts in kelp forest composition reduce carbon sequestration potential. </w:t>
+        <w:t xml:space="preserve">Wright, L. S., Pessarrodona, A. &amp; Foggo, A. Climate-driven shifts in kelp forest composition reduce carbon sequestration potential. </w:t>
       </w:r>
       <w:r>
         <w:rPr>
@@ -9169,23 +9106,7 @@
           <w:kern w:val="0"/>
         </w:rPr>
         <w:tab/>
-        <w:t xml:space="preserve">Anderson‐Teixeira, K. J. et al. </w:t>
-      </w:r>
-      <w:proofErr w:type="spellStart"/>
-      <w:r>
-        <w:rPr>
-          <w:rFonts w:ascii="Times New Roman" w:hAnsi="Times New Roman" w:cs="Times New Roman"/>
-          <w:kern w:val="0"/>
-        </w:rPr>
-        <w:t>ForC</w:t>
-      </w:r>
-      <w:proofErr w:type="spellEnd"/>
-      <w:r>
-        <w:rPr>
-          <w:rFonts w:ascii="Times New Roman" w:hAnsi="Times New Roman" w:cs="Times New Roman"/>
-          <w:kern w:val="0"/>
-        </w:rPr>
-        <w:t xml:space="preserve">: a global database of forest carbon stocks and fluxes. </w:t>
+        <w:t xml:space="preserve">Anderson‐Teixeira, K. J. et al. ForC: a global database of forest carbon stocks and fluxes. </w:t>
       </w:r>
       <w:r>
         <w:rPr>
@@ -9245,39 +9166,7 @@
           <w:kern w:val="0"/>
         </w:rPr>
         <w:tab/>
-        <w:t xml:space="preserve">Frontier, N., de </w:t>
-      </w:r>
-      <w:proofErr w:type="spellStart"/>
-      <w:r>
-        <w:rPr>
-          <w:rFonts w:ascii="Times New Roman" w:hAnsi="Times New Roman" w:cs="Times New Roman"/>
-          <w:kern w:val="0"/>
-        </w:rPr>
-        <w:t>Bettignies</w:t>
-      </w:r>
-      <w:proofErr w:type="spellEnd"/>
-      <w:r>
-        <w:rPr>
-          <w:rFonts w:ascii="Times New Roman" w:hAnsi="Times New Roman" w:cs="Times New Roman"/>
-          <w:kern w:val="0"/>
-        </w:rPr>
-        <w:t xml:space="preserve">, F., Foggo, A. &amp; </w:t>
-      </w:r>
-      <w:proofErr w:type="spellStart"/>
-      <w:r>
-        <w:rPr>
-          <w:rFonts w:ascii="Times New Roman" w:hAnsi="Times New Roman" w:cs="Times New Roman"/>
-          <w:kern w:val="0"/>
-        </w:rPr>
-        <w:t>Davoult</w:t>
-      </w:r>
-      <w:proofErr w:type="spellEnd"/>
-      <w:r>
-        <w:rPr>
-          <w:rFonts w:ascii="Times New Roman" w:hAnsi="Times New Roman" w:cs="Times New Roman"/>
-          <w:kern w:val="0"/>
-        </w:rPr>
-        <w:t xml:space="preserve">, D. Sustained productivity and respiration of degrading kelp detritus in the shallow benthos: detached or broken, but not dead. </w:t>
+        <w:t xml:space="preserve">Frontier, N., de Bettignies, F., Foggo, A. &amp; Davoult, D. Sustained productivity and respiration of degrading kelp detritus in the shallow benthos: detached or broken, but not dead. </w:t>
       </w:r>
       <w:r>
         <w:rPr>
@@ -9337,23 +9226,7 @@
           <w:kern w:val="0"/>
         </w:rPr>
         <w:tab/>
-        <w:t xml:space="preserve">Frontier, N., </w:t>
-      </w:r>
-      <w:proofErr w:type="spellStart"/>
-      <w:r>
-        <w:rPr>
-          <w:rFonts w:ascii="Times New Roman" w:hAnsi="Times New Roman" w:cs="Times New Roman"/>
-          <w:kern w:val="0"/>
-        </w:rPr>
-        <w:t>Mulas</w:t>
-      </w:r>
-      <w:proofErr w:type="spellEnd"/>
-      <w:r>
-        <w:rPr>
-          <w:rFonts w:ascii="Times New Roman" w:hAnsi="Times New Roman" w:cs="Times New Roman"/>
-          <w:kern w:val="0"/>
-        </w:rPr>
-        <w:t xml:space="preserve">, M., Foggo, A. &amp; Smale, D. A. The influence of light and temperature on detritus degradation rates for kelp species with contrasting thermal affinities. </w:t>
+        <w:t xml:space="preserve">Frontier, N., Mulas, M., Foggo, A. &amp; Smale, D. A. The influence of light and temperature on detritus degradation rates for kelp species with contrasting thermal affinities. </w:t>
       </w:r>
       <w:r>
         <w:rPr>
@@ -9489,23 +9362,7 @@
           <w:kern w:val="0"/>
         </w:rPr>
         <w:tab/>
-        <w:t xml:space="preserve">Wright, L. S. &amp; </w:t>
-      </w:r>
-      <w:proofErr w:type="spellStart"/>
-      <w:r>
-        <w:rPr>
-          <w:rFonts w:ascii="Times New Roman" w:hAnsi="Times New Roman" w:cs="Times New Roman"/>
-          <w:kern w:val="0"/>
-        </w:rPr>
-        <w:t>Kregting</w:t>
-      </w:r>
-      <w:proofErr w:type="spellEnd"/>
-      <w:r>
-        <w:rPr>
-          <w:rFonts w:ascii="Times New Roman" w:hAnsi="Times New Roman" w:cs="Times New Roman"/>
-          <w:kern w:val="0"/>
-        </w:rPr>
-        <w:t xml:space="preserve">, L. Genus-specific response of kelp photosynthetic pigments to decomposition. </w:t>
+        <w:t xml:space="preserve">Wright, L. S. &amp; Kregting, L. Genus-specific response of kelp photosynthetic pigments to decomposition. </w:t>
       </w:r>
       <w:r>
         <w:rPr>
@@ -9565,23 +9422,7 @@
           <w:kern w:val="0"/>
         </w:rPr>
         <w:tab/>
-        <w:t xml:space="preserve">Wright, L. S., Simpkins, T., </w:t>
-      </w:r>
-      <w:proofErr w:type="spellStart"/>
-      <w:r>
-        <w:rPr>
-          <w:rFonts w:ascii="Times New Roman" w:hAnsi="Times New Roman" w:cs="Times New Roman"/>
-          <w:kern w:val="0"/>
-        </w:rPr>
-        <w:t>Filbee</w:t>
-      </w:r>
-      <w:proofErr w:type="spellEnd"/>
-      <w:r>
-        <w:rPr>
-          <w:rFonts w:ascii="Times New Roman" w:hAnsi="Times New Roman" w:cs="Times New Roman"/>
-          <w:kern w:val="0"/>
-        </w:rPr>
-        <w:t xml:space="preserve">-Dexter, K. &amp; Wernberg, T. Temperature sensitivity of detrital photosynthesis. </w:t>
+        <w:t xml:space="preserve">Wright, L. S., Simpkins, T., Filbee-Dexter, K. &amp; Wernberg, T. Temperature sensitivity of detrital photosynthesis. </w:t>
       </w:r>
       <w:r>
         <w:rPr>
@@ -10109,7 +9950,6 @@
         <w:tab/>
         <w:t xml:space="preserve">Wright, L. S. Kelp biomass turnover (Dataset). </w:t>
       </w:r>
-      <w:proofErr w:type="spellStart"/>
       <w:r>
         <w:rPr>
           <w:rFonts w:ascii="Times New Roman" w:hAnsi="Times New Roman" w:cs="Times New Roman"/>
@@ -10119,7 +9959,6 @@
         </w:rPr>
         <w:t>Zenodo</w:t>
       </w:r>
-      <w:proofErr w:type="spellEnd"/>
       <w:r>
         <w:rPr>
           <w:rFonts w:ascii="Times New Roman" w:hAnsi="Times New Roman" w:cs="Times New Roman"/>
@@ -10264,7 +10103,6 @@
         <w:tab/>
         <w:t xml:space="preserve">Wright, L. S. Macroalgal exponential decay (Dataset). </w:t>
       </w:r>
-      <w:proofErr w:type="spellStart"/>
       <w:r>
         <w:rPr>
           <w:rFonts w:ascii="Times New Roman" w:hAnsi="Times New Roman" w:cs="Times New Roman"/>
@@ -10274,7 +10112,6 @@
         </w:rPr>
         <w:t>Zenodo</w:t>
       </w:r>
-      <w:proofErr w:type="spellEnd"/>
       <w:r>
         <w:rPr>
           <w:rFonts w:ascii="Times New Roman" w:hAnsi="Times New Roman" w:cs="Times New Roman"/>
@@ -10326,23 +10163,7 @@
           <w:rFonts w:ascii="Times New Roman" w:hAnsi="Times New Roman" w:cs="Times New Roman"/>
           <w:kern w:val="0"/>
         </w:rPr>
-        <w:t xml:space="preserve">. I. Use of excised lamina discs in </w:t>
-      </w:r>
-      <w:proofErr w:type="gramStart"/>
-      <w:r>
-        <w:rPr>
-          <w:rFonts w:ascii="Times New Roman" w:hAnsi="Times New Roman" w:cs="Times New Roman"/>
-          <w:kern w:val="0"/>
-        </w:rPr>
-        <w:t>short and long term</w:t>
-      </w:r>
-      <w:proofErr w:type="gramEnd"/>
-      <w:r>
-        <w:rPr>
-          <w:rFonts w:ascii="Times New Roman" w:hAnsi="Times New Roman" w:cs="Times New Roman"/>
-          <w:kern w:val="0"/>
-        </w:rPr>
-        <w:t xml:space="preserve"> experiments. </w:t>
+        <w:t xml:space="preserve">. I. Use of excised lamina discs in short and long term experiments. </w:t>
       </w:r>
       <w:r>
         <w:rPr>
@@ -10402,42 +10223,16 @@
           <w:kern w:val="0"/>
         </w:rPr>
         <w:tab/>
-        <w:t xml:space="preserve">de </w:t>
-      </w:r>
-      <w:proofErr w:type="spellStart"/>
-      <w:r>
-        <w:rPr>
-          <w:rFonts w:ascii="Times New Roman" w:hAnsi="Times New Roman" w:cs="Times New Roman"/>
-          <w:kern w:val="0"/>
-        </w:rPr>
-        <w:t>Bettignies</w:t>
-      </w:r>
-      <w:proofErr w:type="spellEnd"/>
-      <w:r>
-        <w:rPr>
-          <w:rFonts w:ascii="Times New Roman" w:hAnsi="Times New Roman" w:cs="Times New Roman"/>
-          <w:kern w:val="0"/>
-        </w:rPr>
-        <w:t xml:space="preserve">, F. et al. Degradation dynamics and processes associated with the accumulation of </w:t>
-      </w:r>
-      <w:r>
-        <w:rPr>
-          <w:rFonts w:ascii="Times New Roman" w:hAnsi="Times New Roman" w:cs="Times New Roman"/>
-          <w:i/>
-          <w:kern w:val="0"/>
-        </w:rPr>
-        <w:t xml:space="preserve">Laminaria </w:t>
-      </w:r>
-      <w:proofErr w:type="spellStart"/>
-      <w:r>
-        <w:rPr>
-          <w:rFonts w:ascii="Times New Roman" w:hAnsi="Times New Roman" w:cs="Times New Roman"/>
-          <w:i/>
-          <w:kern w:val="0"/>
-        </w:rPr>
-        <w:t>hyperborea</w:t>
-      </w:r>
-      <w:proofErr w:type="spellEnd"/>
+        <w:t xml:space="preserve">de Bettignies, F. et al. Degradation dynamics and processes associated with the accumulation of </w:t>
+      </w:r>
+      <w:r>
+        <w:rPr>
+          <w:rFonts w:ascii="Times New Roman" w:hAnsi="Times New Roman" w:cs="Times New Roman"/>
+          <w:i/>
+          <w:kern w:val="0"/>
+        </w:rPr>
+        <w:t>Laminaria hyperborea</w:t>
+      </w:r>
       <w:r>
         <w:rPr>
           <w:rFonts w:ascii="Times New Roman" w:hAnsi="Times New Roman" w:cs="Times New Roman"/>
@@ -10503,23 +10298,7 @@
           <w:kern w:val="0"/>
         </w:rPr>
         <w:tab/>
-        <w:t xml:space="preserve">Austin, A. T. &amp; </w:t>
-      </w:r>
-      <w:proofErr w:type="spellStart"/>
-      <w:r>
-        <w:rPr>
-          <w:rFonts w:ascii="Times New Roman" w:hAnsi="Times New Roman" w:cs="Times New Roman"/>
-          <w:kern w:val="0"/>
-        </w:rPr>
-        <w:t>Ballaré</w:t>
-      </w:r>
-      <w:proofErr w:type="spellEnd"/>
-      <w:r>
-        <w:rPr>
-          <w:rFonts w:ascii="Times New Roman" w:hAnsi="Times New Roman" w:cs="Times New Roman"/>
-          <w:kern w:val="0"/>
-        </w:rPr>
-        <w:t xml:space="preserve">, C. L. Photodegradation in terrestrial ecosystems. </w:t>
+        <w:t xml:space="preserve">Austin, A. T. &amp; Ballaré, C. L. Photodegradation in terrestrial ecosystems. </w:t>
       </w:r>
       <w:r>
         <w:rPr>
@@ -10656,23 +10435,13 @@
         <w:tab/>
         <w:t xml:space="preserve">Brouwer, P. E. M. Decomposition in situ of the sublittoral Antarctic macroalga </w:t>
       </w:r>
-      <w:proofErr w:type="spellStart"/>
-      <w:r>
-        <w:rPr>
-          <w:rFonts w:ascii="Times New Roman" w:hAnsi="Times New Roman" w:cs="Times New Roman"/>
-          <w:i/>
-          <w:kern w:val="0"/>
-        </w:rPr>
-        <w:t>Desmarestia</w:t>
-      </w:r>
-      <w:proofErr w:type="spellEnd"/>
-      <w:r>
-        <w:rPr>
-          <w:rFonts w:ascii="Times New Roman" w:hAnsi="Times New Roman" w:cs="Times New Roman"/>
-          <w:i/>
-          <w:kern w:val="0"/>
-        </w:rPr>
-        <w:t xml:space="preserve"> anceps</w:t>
+      <w:r>
+        <w:rPr>
+          <w:rFonts w:ascii="Times New Roman" w:hAnsi="Times New Roman" w:cs="Times New Roman"/>
+          <w:i/>
+          <w:kern w:val="0"/>
+        </w:rPr>
+        <w:t>Desmarestia anceps</w:t>
       </w:r>
       <w:r>
         <w:rPr>
@@ -10741,7 +10510,6 @@
         <w:tab/>
         <w:t xml:space="preserve">Josselyn, M. N. &amp; Mathieson, A. C. Seasonal influx and decomposition of autochthonous macrophyte litter in a north temperate estuary. </w:t>
       </w:r>
-      <w:proofErr w:type="spellStart"/>
       <w:r>
         <w:rPr>
           <w:rFonts w:ascii="Times New Roman" w:hAnsi="Times New Roman" w:cs="Times New Roman"/>
@@ -10750,7 +10518,6 @@
         </w:rPr>
         <w:t>Hydrobiologia</w:t>
       </w:r>
-      <w:proofErr w:type="spellEnd"/>
       <w:r>
         <w:rPr>
           <w:rFonts w:ascii="Times New Roman" w:hAnsi="Times New Roman" w:cs="Times New Roman"/>
@@ -10862,22 +10629,7 @@
           <w:kern w:val="0"/>
         </w:rPr>
         <w:tab/>
-      </w:r>
-      <w:proofErr w:type="spellStart"/>
-      <w:r>
-        <w:rPr>
-          <w:rFonts w:ascii="Times New Roman" w:hAnsi="Times New Roman" w:cs="Times New Roman"/>
-          <w:kern w:val="0"/>
-        </w:rPr>
-        <w:t>Pessarrodona</w:t>
-      </w:r>
-      <w:proofErr w:type="spellEnd"/>
-      <w:r>
-        <w:rPr>
-          <w:rFonts w:ascii="Times New Roman" w:hAnsi="Times New Roman" w:cs="Times New Roman"/>
-          <w:kern w:val="0"/>
-        </w:rPr>
-        <w:t xml:space="preserve">, A., Moore, P. J., Sayer, M. D. J. &amp; Smale, D. A. Carbon assimilation and transfer through kelp forests in the NE Atlantic is diminished under a warmer ocean climate. </w:t>
+        <w:t xml:space="preserve">Pessarrodona, A., Moore, P. J., Sayer, M. D. J. &amp; Smale, D. A. Carbon assimilation and transfer through kelp forests in the NE Atlantic is diminished under a warmer ocean climate. </w:t>
       </w:r>
       <w:r>
         <w:rPr>
@@ -10939,7 +10691,6 @@
         <w:tab/>
         <w:t xml:space="preserve">Pedersen, M. F. et al. Detrital carbon production and export in high latitude kelp forests. </w:t>
       </w:r>
-      <w:proofErr w:type="spellStart"/>
       <w:r>
         <w:rPr>
           <w:rFonts w:ascii="Times New Roman" w:hAnsi="Times New Roman" w:cs="Times New Roman"/>
@@ -10948,7 +10699,6 @@
         </w:rPr>
         <w:t>Oecologia</w:t>
       </w:r>
-      <w:proofErr w:type="spellEnd"/>
       <w:r>
         <w:rPr>
           <w:rFonts w:ascii="Times New Roman" w:hAnsi="Times New Roman" w:cs="Times New Roman"/>
@@ -11022,18 +10772,8 @@
           <w:i/>
           <w:kern w:val="0"/>
         </w:rPr>
-        <w:t xml:space="preserve">Saccharina </w:t>
-      </w:r>
-      <w:proofErr w:type="spellStart"/>
-      <w:r>
-        <w:rPr>
-          <w:rFonts w:ascii="Times New Roman" w:hAnsi="Times New Roman" w:cs="Times New Roman"/>
-          <w:i/>
-          <w:kern w:val="0"/>
-        </w:rPr>
-        <w:t>latissima</w:t>
-      </w:r>
-      <w:proofErr w:type="spellEnd"/>
+        <w:t>Saccharina latissima</w:t>
+      </w:r>
       <w:r>
         <w:rPr>
           <w:rFonts w:ascii="Times New Roman" w:hAnsi="Times New Roman" w:cs="Times New Roman"/>
@@ -11099,39 +10839,7 @@
           <w:kern w:val="0"/>
         </w:rPr>
         <w:tab/>
-        <w:t xml:space="preserve">de </w:t>
-      </w:r>
-      <w:proofErr w:type="spellStart"/>
-      <w:r>
-        <w:rPr>
-          <w:rFonts w:ascii="Times New Roman" w:hAnsi="Times New Roman" w:cs="Times New Roman"/>
-          <w:kern w:val="0"/>
-        </w:rPr>
-        <w:t>Bettignies</w:t>
-      </w:r>
-      <w:proofErr w:type="spellEnd"/>
-      <w:r>
-        <w:rPr>
-          <w:rFonts w:ascii="Times New Roman" w:hAnsi="Times New Roman" w:cs="Times New Roman"/>
-          <w:kern w:val="0"/>
-        </w:rPr>
-        <w:t xml:space="preserve">, T., Wernberg, T., Lavery, P. S., </w:t>
-      </w:r>
-      <w:proofErr w:type="spellStart"/>
-      <w:r>
-        <w:rPr>
-          <w:rFonts w:ascii="Times New Roman" w:hAnsi="Times New Roman" w:cs="Times New Roman"/>
-          <w:kern w:val="0"/>
-        </w:rPr>
-        <w:t>Vanderklift</w:t>
-      </w:r>
-      <w:proofErr w:type="spellEnd"/>
-      <w:r>
-        <w:rPr>
-          <w:rFonts w:ascii="Times New Roman" w:hAnsi="Times New Roman" w:cs="Times New Roman"/>
-          <w:kern w:val="0"/>
-        </w:rPr>
-        <w:t xml:space="preserve">, M. A. &amp; Mohring, M. B. Contrasting mechanisms of dislodgement and erosion contribute to production of kelp detritus. </w:t>
+        <w:t xml:space="preserve">de Bettignies, T., Wernberg, T., Lavery, P. S., Vanderklift, M. A. &amp; Mohring, M. B. Contrasting mechanisms of dislodgement and erosion contribute to production of kelp detritus. </w:t>
       </w:r>
       <w:r>
         <w:rPr>
@@ -11283,7 +10991,6 @@
         <w:tab/>
         <w:t xml:space="preserve">Rodriguez, G. E., Reed, D. C. &amp; Holbrook, S. J. Blade life span, structural investment, and nutrient allocation in giant kelp. </w:t>
       </w:r>
-      <w:proofErr w:type="spellStart"/>
       <w:r>
         <w:rPr>
           <w:rFonts w:ascii="Times New Roman" w:hAnsi="Times New Roman" w:cs="Times New Roman"/>
@@ -11292,7 +10999,6 @@
         </w:rPr>
         <w:t>Oecologia</w:t>
       </w:r>
-      <w:proofErr w:type="spellEnd"/>
       <w:r>
         <w:rPr>
           <w:rFonts w:ascii="Times New Roman" w:hAnsi="Times New Roman" w:cs="Times New Roman"/>
@@ -11343,22 +11049,7 @@
           <w:kern w:val="0"/>
         </w:rPr>
         <w:tab/>
-      </w:r>
-      <w:proofErr w:type="spellStart"/>
-      <w:r>
-        <w:rPr>
-          <w:rFonts w:ascii="Times New Roman" w:hAnsi="Times New Roman" w:cs="Times New Roman"/>
-          <w:kern w:val="0"/>
-        </w:rPr>
-        <w:t>Küppers</w:t>
-      </w:r>
-      <w:proofErr w:type="spellEnd"/>
-      <w:r>
-        <w:rPr>
-          <w:rFonts w:ascii="Times New Roman" w:hAnsi="Times New Roman" w:cs="Times New Roman"/>
-          <w:kern w:val="0"/>
-        </w:rPr>
-        <w:t xml:space="preserve">, U. &amp; Kremer, B. P. Longitudinal profiles of carbon dioxide fixation capacities in marine macroalgae. </w:t>
+        <w:t xml:space="preserve">Küppers, U. &amp; Kremer, B. P. Longitudinal profiles of carbon dioxide fixation capacities in marine macroalgae. </w:t>
       </w:r>
       <w:r>
         <w:rPr>
@@ -11426,18 +11117,8 @@
           <w:i/>
           <w:kern w:val="0"/>
         </w:rPr>
-        <w:t xml:space="preserve">Macrocystis </w:t>
-      </w:r>
-      <w:proofErr w:type="spellStart"/>
-      <w:r>
-        <w:rPr>
-          <w:rFonts w:ascii="Times New Roman" w:hAnsi="Times New Roman" w:cs="Times New Roman"/>
-          <w:i/>
-          <w:kern w:val="0"/>
-        </w:rPr>
-        <w:t>pyrifera</w:t>
-      </w:r>
-      <w:proofErr w:type="spellEnd"/>
+        <w:t>Macrocystis pyrifera</w:t>
+      </w:r>
       <w:r>
         <w:rPr>
           <w:rFonts w:ascii="Times New Roman" w:hAnsi="Times New Roman" w:cs="Times New Roman"/>
@@ -11503,41 +11184,15 @@
           <w:kern w:val="0"/>
         </w:rPr>
         <w:tab/>
-        <w:t xml:space="preserve">Gómez, I., </w:t>
-      </w:r>
-      <w:proofErr w:type="spellStart"/>
-      <w:r>
-        <w:rPr>
-          <w:rFonts w:ascii="Times New Roman" w:hAnsi="Times New Roman" w:cs="Times New Roman"/>
-          <w:kern w:val="0"/>
-        </w:rPr>
-        <w:t>Wiencke</w:t>
-      </w:r>
-      <w:proofErr w:type="spellEnd"/>
-      <w:r>
-        <w:rPr>
-          <w:rFonts w:ascii="Times New Roman" w:hAnsi="Times New Roman" w:cs="Times New Roman"/>
-          <w:kern w:val="0"/>
-        </w:rPr>
-        <w:t xml:space="preserve">, C. &amp; Thomas, D. N. Variations in photosynthetic characteristics of the Antarctic marine brown alga </w:t>
-      </w:r>
-      <w:proofErr w:type="spellStart"/>
-      <w:r>
-        <w:rPr>
-          <w:rFonts w:ascii="Times New Roman" w:hAnsi="Times New Roman" w:cs="Times New Roman"/>
-          <w:i/>
-          <w:kern w:val="0"/>
-        </w:rPr>
-        <w:t>Ascoseira</w:t>
-      </w:r>
-      <w:proofErr w:type="spellEnd"/>
-      <w:r>
-        <w:rPr>
-          <w:rFonts w:ascii="Times New Roman" w:hAnsi="Times New Roman" w:cs="Times New Roman"/>
-          <w:i/>
-          <w:kern w:val="0"/>
-        </w:rPr>
-        <w:t xml:space="preserve"> mirabilis</w:t>
+        <w:t xml:space="preserve">Gómez, I., Wiencke, C. &amp; Thomas, D. N. Variations in photosynthetic characteristics of the Antarctic marine brown alga </w:t>
+      </w:r>
+      <w:r>
+        <w:rPr>
+          <w:rFonts w:ascii="Times New Roman" w:hAnsi="Times New Roman" w:cs="Times New Roman"/>
+          <w:i/>
+          <w:kern w:val="0"/>
+        </w:rPr>
+        <w:t>Ascoseira mirabilis</w:t>
       </w:r>
       <w:r>
         <w:rPr>
@@ -11612,18 +11267,8 @@
           <w:i/>
           <w:kern w:val="0"/>
         </w:rPr>
-        <w:t xml:space="preserve">Macrocystis </w:t>
-      </w:r>
-      <w:proofErr w:type="spellStart"/>
-      <w:r>
-        <w:rPr>
-          <w:rFonts w:ascii="Times New Roman" w:hAnsi="Times New Roman" w:cs="Times New Roman"/>
-          <w:i/>
-          <w:kern w:val="0"/>
-        </w:rPr>
-        <w:t>pyrifera</w:t>
-      </w:r>
-      <w:proofErr w:type="spellEnd"/>
+        <w:t>Macrocystis pyrifera</w:t>
+      </w:r>
       <w:r>
         <w:rPr>
           <w:rFonts w:ascii="Times New Roman" w:hAnsi="Times New Roman" w:cs="Times New Roman"/>
@@ -11697,18 +11342,8 @@
           <w:i/>
           <w:kern w:val="0"/>
         </w:rPr>
-        <w:t xml:space="preserve">Laminaria </w:t>
-      </w:r>
-      <w:proofErr w:type="spellStart"/>
-      <w:r>
-        <w:rPr>
-          <w:rFonts w:ascii="Times New Roman" w:hAnsi="Times New Roman" w:cs="Times New Roman"/>
-          <w:i/>
-          <w:kern w:val="0"/>
-        </w:rPr>
-        <w:t>solidungula</w:t>
-      </w:r>
-      <w:proofErr w:type="spellEnd"/>
+        <w:t>Laminaria solidungula</w:t>
+      </w:r>
       <w:r>
         <w:rPr>
           <w:rFonts w:ascii="Times New Roman" w:hAnsi="Times New Roman" w:cs="Times New Roman"/>
